--- a/docs/Comandos_S3.docx
+++ b/docs/Comandos_S3.docx
@@ -15,7 +15,7 @@
           <w:sz w:val="40"/>
           <w:szCs w:val="40"/>
         </w:rPr>
-        <w:t xml:space="preserve">BruSafe MD — Comandos para S3</w:t>
+        <w:t>BruSafe MD — Commands for S3</w:t>
       </w:r>
     </w:p>
     <w:p>
@@ -32,7 +32,7 @@
           <w:sz w:val="22"/>
           <w:szCs w:val="22"/>
         </w:rPr>
-        <w:t xml:space="preserve">Lanzamiento de las simulaciones en las PCs del laboratorio (GROMACS 2026.3 con CUDA, RTX 4070). Este plan solo incluye S3 (dímero CP + RNA con el operador silvestre, U en la posición −5), que se compara con S4 (C en −5). Los slots 0 a 7 son de S2 y S9.</w:t>
+        <w:t>Launching the simulations on the laboratory PCs (GROMACS 2026.3 with CUDA, RTX 4070). This plan includes only S3 (CP dimer + RNA with the wild-type operator, U at position −5), which is compared with S4 (C at −5). Slots 0 to 7 belong to S2 and S9.</w:t>
       </w:r>
     </w:p>
     <w:p>
@@ -49,7 +49,7 @@
           <w:sz w:val="30"/>
           <w:szCs w:val="30"/>
         </w:rPr>
-        <w:t xml:space="preserve">1. Plan: un slot por PC</w:t>
+        <w:t>1. Plan: one slot per PC</w:t>
       </w:r>
     </w:p>
     <w:tbl>
@@ -102,7 +102,7 @@
                 <w:sz w:val="21"/>
                 <w:szCs w:val="21"/>
               </w:rPr>
-              <w:t xml:space="preserve">Slot</w:t>
+              <w:t>Slot</w:t>
             </w:r>
           </w:p>
         </w:tc>
@@ -133,7 +133,7 @@
                 <w:sz w:val="21"/>
                 <w:szCs w:val="21"/>
               </w:rPr>
-              <w:t xml:space="preserve">Sistema</w:t>
+              <w:t>System</w:t>
             </w:r>
           </w:p>
         </w:tc>
@@ -164,7 +164,7 @@
                 <w:sz w:val="21"/>
                 <w:szCs w:val="21"/>
               </w:rPr>
-              <w:t xml:space="preserve">Réplica</w:t>
+              <w:t>Replica</w:t>
             </w:r>
           </w:p>
         </w:tc>
@@ -195,7 +195,7 @@
                 <w:sz w:val="21"/>
                 <w:szCs w:val="21"/>
               </w:rPr>
-              <w:t xml:space="preserve">Producción</w:t>
+              <w:t>Production</w:t>
             </w:r>
           </w:p>
         </w:tc>
@@ -226,7 +226,7 @@
                 <w:sz w:val="21"/>
                 <w:szCs w:val="21"/>
               </w:rPr>
-              <w:t xml:space="preserve">Duración</w:t>
+              <w:t>Duration</w:t>
             </w:r>
           </w:p>
         </w:tc>
@@ -288,7 +288,7 @@
                 <w:sz w:val="21"/>
                 <w:szCs w:val="21"/>
               </w:rPr>
-              <w:t xml:space="preserve">S3 (operador silvestre, U en −5)</w:t>
+              <w:t>S3 (wild-type operator, U at −5)</w:t>
             </w:r>
           </w:p>
         </w:tc>
@@ -318,7 +318,7 @@
                 <w:sz w:val="21"/>
                 <w:szCs w:val="21"/>
               </w:rPr>
-              <w:t xml:space="preserve">réplica 1</w:t>
+              <w:t>replica 1</w:t>
             </w:r>
           </w:p>
         </w:tc>
@@ -440,7 +440,7 @@
                 <w:sz w:val="21"/>
                 <w:szCs w:val="21"/>
               </w:rPr>
-              <w:t xml:space="preserve">S3 (operador silvestre, U en −5)</w:t>
+              <w:t>S3 (wild-type operator, U at −5)</w:t>
             </w:r>
           </w:p>
         </w:tc>
@@ -470,7 +470,7 @@
                 <w:sz w:val="21"/>
                 <w:szCs w:val="21"/>
               </w:rPr>
-              <w:t xml:space="preserve">réplica 2</w:t>
+              <w:t>replica 2</w:t>
             </w:r>
           </w:p>
         </w:tc>
@@ -592,7 +592,7 @@
                 <w:sz w:val="21"/>
                 <w:szCs w:val="21"/>
               </w:rPr>
-              <w:t xml:space="preserve">S3 (operador silvestre, U en −5)</w:t>
+              <w:t>S3 (wild-type operator, U at −5)</w:t>
             </w:r>
           </w:p>
         </w:tc>
@@ -622,7 +622,7 @@
                 <w:sz w:val="21"/>
                 <w:szCs w:val="21"/>
               </w:rPr>
-              <w:t xml:space="preserve">réplica 3</w:t>
+              <w:t>replica 3</w:t>
             </w:r>
           </w:p>
         </w:tc>
@@ -744,7 +744,7 @@
                 <w:sz w:val="21"/>
                 <w:szCs w:val="21"/>
               </w:rPr>
-              <w:t xml:space="preserve">S3 (operador silvestre, U en −5)</w:t>
+              <w:t>S3 (wild-type operator, U at −5)</w:t>
             </w:r>
           </w:p>
         </w:tc>
@@ -774,7 +774,7 @@
                 <w:sz w:val="21"/>
                 <w:szCs w:val="21"/>
               </w:rPr>
-              <w:t xml:space="preserve">réplica 4</w:t>
+              <w:t>replica 4</w:t>
             </w:r>
           </w:p>
         </w:tc>
@@ -896,7 +896,7 @@
                 <w:sz w:val="21"/>
                 <w:szCs w:val="21"/>
               </w:rPr>
-              <w:t xml:space="preserve">S3 (operador silvestre, U en −5)</w:t>
+              <w:t>S3 (wild-type operator, U at −5)</w:t>
             </w:r>
           </w:p>
         </w:tc>
@@ -926,7 +926,7 @@
                 <w:sz w:val="21"/>
                 <w:szCs w:val="21"/>
               </w:rPr>
-              <w:t xml:space="preserve">réplica 5</w:t>
+              <w:t>replica 5</w:t>
             </w:r>
           </w:p>
         </w:tc>
@@ -1015,7 +1015,7 @@
           <w:sz w:val="22"/>
           <w:szCs w:val="22"/>
         </w:rPr>
-        <w:t xml:space="preserve">Anota qué PC toma cada número para no repetir trabajo. Cada slot se corre en una sola PC y cada PC corre un solo slot.</w:t>
+        <w:t>Write down which PC takes which number so that no work is repeated. Each slot runs on a single PC, and each PC runs a single slot.</w:t>
       </w:r>
     </w:p>
     <w:p>
@@ -1032,7 +1032,7 @@
           <w:sz w:val="30"/>
           <w:szCs w:val="30"/>
         </w:rPr>
-        <w:t xml:space="preserve">2. Reglas mientras corre</w:t>
+        <w:t>2. Rules while a job is running</w:t>
       </w:r>
     </w:p>
     <w:p>
@@ -1050,7 +1050,7 @@
           <w:sz w:val="22"/>
           <w:szCs w:val="22"/>
         </w:rPr>
-        <w:t xml:space="preserve">Todos los comandos van en la terminal MSYS2 UCRT64, de uno en uno, tal cual.</w:t>
+        <w:t>All commands are typed in the MSYS2 UCRT64 terminal, one at a time, exactly as written.</w:t>
       </w:r>
     </w:p>
     <w:p>
@@ -1068,7 +1068,7 @@
           <w:sz w:val="22"/>
           <w:szCs w:val="22"/>
         </w:rPr>
-        <w:t xml:space="preserve">Nunca Ctrl+C en la Terminal 1: detiene la corrida.</w:t>
+        <w:t>Never press Ctrl+C in Terminal 1: it stops the run.</w:t>
       </w:r>
     </w:p>
     <w:p>
@@ -1086,7 +1086,7 @@
           <w:sz w:val="22"/>
           <w:szCs w:val="22"/>
         </w:rPr>
-        <w:t xml:space="preserve">No cierres esa ventana. Bloquea con Win+L; no cierres sesión y evita que el equipo se suspenda.</w:t>
+        <w:t>Do not close that window. Lock the screen with Win+L; do not sign out and do not let the machine sleep.</w:t>
       </w:r>
     </w:p>
     <w:p>
@@ -1104,7 +1104,7 @@
           <w:sz w:val="22"/>
           <w:szCs w:val="22"/>
         </w:rPr>
-        <w:t xml:space="preserve">Solo una corrida por PC. Antes de lanzar, comprueba que no haya otra: tasklist | grep -i gmx</w:t>
+        <w:t>Only one run per PC. Before launching, check that none is running: tasklist | grep -i gmx</w:t>
       </w:r>
     </w:p>
     <w:p>
@@ -1122,7 +1122,7 @@
           <w:sz w:val="22"/>
           <w:szCs w:val="22"/>
         </w:rPr>
-        <w:t xml:space="preserve">Si se corta la luz o la PC se reinicia: abre UCRT64 y repite el mismo comando de lanzamiento. Retoma del último checkpoint.</w:t>
+        <w:t>After a power cut or a restart: open UCRT64 and repeat the same launch command. The run resumes from the last checkpoint.</w:t>
       </w:r>
     </w:p>
     <w:p>
@@ -1139,7 +1139,7 @@
           <w:sz w:val="30"/>
           <w:szCs w:val="30"/>
         </w:rPr>
-        <w:t xml:space="preserve">3. Terminal 1: lanzar</w:t>
+        <w:t>3. Terminal 1: launch</w:t>
       </w:r>
     </w:p>
     <w:p>
@@ -1152,7 +1152,7 @@
           <w:sz w:val="22"/>
           <w:szCs w:val="22"/>
         </w:rPr>
-        <w:t xml:space="preserve">Copia solo la línea de tu número de slot. Actualiza el repositorio y lanza; la terminal queda ocupada y en silencio hasta terminar.</w:t>
+        <w:t>Copy only the line for your slot number. It updates the repository and launches the run; the terminal stays busy and silent until the run finishes.</w:t>
       </w:r>
     </w:p>
     <w:tbl>
@@ -1201,7 +1201,7 @@
                 <w:sz w:val="20"/>
                 <w:szCs w:val="20"/>
               </w:rPr>
-              <w:t xml:space="preserve">Slot 8 — S3 (operador silvestre, U en −5), réplica 1</w:t>
+              <w:t>Slot 8 — S3 (wild-type operator, U at −5), replica 1</w:t>
             </w:r>
           </w:p>
           <w:p>
@@ -1268,7 +1268,7 @@
                 <w:sz w:val="20"/>
                 <w:szCs w:val="20"/>
               </w:rPr>
-              <w:t xml:space="preserve">Slot 9 — S3 (operador silvestre, U en −5), réplica 2</w:t>
+              <w:t>Slot 9 — S3 (wild-type operator, U at −5), replica 2</w:t>
             </w:r>
           </w:p>
           <w:p>
@@ -1335,7 +1335,7 @@
                 <w:sz w:val="20"/>
                 <w:szCs w:val="20"/>
               </w:rPr>
-              <w:t xml:space="preserve">Slot 10 — S3 (operador silvestre, U en −5), réplica 3</w:t>
+              <w:t>Slot 10 — S3 (wild-type operator, U at −5), replica 3</w:t>
             </w:r>
           </w:p>
           <w:p>
@@ -1402,7 +1402,7 @@
                 <w:sz w:val="20"/>
                 <w:szCs w:val="20"/>
               </w:rPr>
-              <w:t xml:space="preserve">Slot 11 — S3 (operador silvestre, U en −5), réplica 4</w:t>
+              <w:t>Slot 11 — S3 (wild-type operator, U at −5), replica 4</w:t>
             </w:r>
           </w:p>
           <w:p>
@@ -1469,7 +1469,7 @@
                 <w:sz w:val="20"/>
                 <w:szCs w:val="20"/>
               </w:rPr>
-              <w:t xml:space="preserve">Slot 12 — S3 (operador silvestre, U en −5), réplica 5</w:t>
+              <w:t>Slot 12 — S3 (wild-type operator, U at −5), replica 5</w:t>
             </w:r>
           </w:p>
           <w:p>
@@ -1504,7 +1504,7 @@
           <w:sz w:val="30"/>
           <w:szCs w:val="30"/>
         </w:rPr>
-        <w:t xml:space="preserve">4. Terminal 2: ver el progreso</w:t>
+        <w:t>4. Terminal 2: follow the progress</w:t>
       </w:r>
     </w:p>
     <w:p>
@@ -1517,7 +1517,7 @@
           <w:sz w:val="22"/>
           <w:szCs w:val="22"/>
         </w:rPr>
-        <w:t xml:space="preserve">Abre una ventana UCRT64 aparte. El mismo comando sirve en todas las PCs y se refresca solo cada 30 segundos. Salir con Ctrl+C aquí es seguro.</w:t>
+        <w:t>Open a separate UCRT64 window. The same command works on every PC and refreshes every 30 seconds. Leaving it with Ctrl+C is safe.</w:t>
       </w:r>
     </w:p>
     <w:tbl>
@@ -1566,7 +1566,7 @@
                 <w:sz w:val="20"/>
                 <w:szCs w:val="20"/>
               </w:rPr>
-              <w:t xml:space="preserve">Progreso (se refresca cada 30 s)</w:t>
+              <w:t>Progress (refreshes every 30 s)</w:t>
             </w:r>
           </w:p>
           <w:p>
@@ -1597,7 +1597,7 @@
           <w:sz w:val="22"/>
           <w:szCs w:val="22"/>
         </w:rPr>
-        <w:t xml:space="preserve">Para seguir el log de tu slot (cambia el número):</w:t>
+        <w:t>To follow the log of your slot (change the number):</w:t>
       </w:r>
     </w:p>
     <w:tbl>
@@ -1660,7 +1660,7 @@
           <w:sz w:val="25"/>
           <w:szCs w:val="25"/>
         </w:rPr>
-        <w:t xml:space="preserve">Qué vas a ver</w:t>
+        <w:t>What is shown</w:t>
       </w:r>
     </w:p>
     <w:p>
@@ -1678,7 +1678,7 @@
           <w:sz w:val="22"/>
           <w:szCs w:val="22"/>
         </w:rPr>
-        <w:t xml:space="preserve">Construcción y equilibración (≈ 10–15 min): etapa equil; el log muestra building, equilibration y gate: … PASS.</w:t>
+        <w:t>Build and equilibration (≈ 10–15 min): stage equil; the log shows building, equilibration and gate: … PASS.</w:t>
       </w:r>
     </w:p>
     <w:p>
@@ -1696,7 +1696,7 @@
           <w:sz w:val="22"/>
           <w:szCs w:val="22"/>
         </w:rPr>
-        <w:t xml:space="preserve">Producción: etapa prod, con los ns del último checkpoint y el tamaño de prod.xtc.</w:t>
+        <w:t>Production: stage prod, with the ns of the last checkpoint and the size of prod.xtc.</w:t>
       </w:r>
     </w:p>
     <w:p>
@@ -1714,7 +1714,7 @@
           <w:sz w:val="22"/>
           <w:szCs w:val="22"/>
         </w:rPr>
-        <w:t xml:space="preserve">Postproceso y empaquetado (unos minutos): post-processing y results packed.</w:t>
+        <w:t>Post-processing and packing (a few minutes): post-processing and results packed.</w:t>
       </w:r>
     </w:p>
     <w:p>
@@ -1731,7 +1731,7 @@
           <w:sz w:val="30"/>
           <w:szCs w:val="30"/>
         </w:rPr>
-        <w:t xml:space="preserve">5. Si algo falla</w:t>
+        <w:t>5. If something fails</w:t>
       </w:r>
     </w:p>
     <w:p>
@@ -1744,7 +1744,7 @@
           <w:sz w:val="22"/>
           <w:szCs w:val="22"/>
         </w:rPr>
-        <w:t xml:space="preserve">Pega esta salida (con el número de tu slot) para diagnosticar:</w:t>
+        <w:t>Send this output (with your slot number) for diagnosis:</w:t>
       </w:r>
     </w:p>
     <w:tbl>
@@ -1808,7 +1808,7 @@
           <w:sz w:val="22"/>
           <w:szCs w:val="22"/>
         </w:rPr>
-        <w:t xml:space="preserve">Causas ya vistas en esta campaña:</w:t>
+        <w:t>Causes already seen in this campaign:</w:t>
       </w:r>
     </w:p>
     <w:p>
@@ -1826,7 +1826,7 @@
           <w:sz w:val="22"/>
           <w:szCs w:val="22"/>
         </w:rPr>
-        <w:t xml:space="preserve">Received the INT signal → alguien pulsó Ctrl+C. Relanza el mismo comando.</w:t>
+        <w:t>Received the INT signal → someone pressed Ctrl+C. Relaunch the same command.</w:t>
       </w:r>
     </w:p>
     <w:p>
@@ -1844,7 +1844,7 @@
           <w:sz w:val="22"/>
           <w:szCs w:val="22"/>
         </w:rPr>
-        <w:t xml:space="preserve">Cannot rename checkpoint file → bloqueo de archivo de Windows. La versión actual reintenta sola; si no, relanza.</w:t>
+        <w:t>Cannot rename checkpoint file → a Windows file lock. The current version retries automatically; otherwise, relaunch.</w:t>
       </w:r>
     </w:p>
     <w:p>
@@ -1862,7 +1862,7 @@
           <w:sz w:val="22"/>
           <w:szCs w:val="22"/>
         </w:rPr>
-        <w:t xml:space="preserve">CUDA error / illegal memory access → casi siempre hay dos corridas en el mismo GPU.</w:t>
+        <w:t>CUDA error / illegal memory access → almost always two runs on the same GPU.</w:t>
       </w:r>
     </w:p>
     <w:p>
@@ -1880,7 +1880,7 @@
           <w:sz w:val="22"/>
           <w:szCs w:val="22"/>
         </w:rPr>
-        <w:t xml:space="preserve">equilibration gate FAILED → pasa las líneas de gate.</w:t>
+        <w:t>equilibration gate FAILED → send the gate lines.</w:t>
       </w:r>
     </w:p>
     <w:p>
@@ -1898,7 +1898,7 @@
           <w:sz w:val="22"/>
           <w:szCs w:val="22"/>
         </w:rPr>
-        <w:t xml:space="preserve">missing required command: gmx → git pull --no-rebase y relanza, o source ~/.bashrc.</w:t>
+        <w:t>missing required command: gmx → git pull --no-rebase and relaunch, or source ~/.bashrc.</w:t>
       </w:r>
     </w:p>
     <w:p>
@@ -1915,7 +1915,7 @@
           <w:sz w:val="30"/>
           <w:szCs w:val="30"/>
         </w:rPr>
-        <w:t xml:space="preserve">6. Al terminar</w:t>
+        <w:t>6. When it finishes</w:t>
       </w:r>
     </w:p>
     <w:tbl>
@@ -1964,7 +1964,7 @@
                 <w:sz w:val="20"/>
                 <w:szCs w:val="20"/>
               </w:rPr>
-              <w:t xml:space="preserve">Comprobar que el slot terminó (cambia el número)</w:t>
+              <w:t>Check that the slot has finished (change the number)</w:t>
             </w:r>
           </w:p>
           <w:p>
@@ -1995,7 +1995,7 @@
           <w:sz w:val="22"/>
           <w:szCs w:val="22"/>
         </w:rPr>
-        <w:t xml:space="preserve">Debe decir: all jobs of slot N completed. Los resultados se copian a tu OneDrive, en BruSafe-MD/&lt;nombre-de-la-PC&gt;. Espera la marca verde antes de cerrar sesión, y cierra la sesión de OneDrive y de GitHub (son computadoras compartidas).</w:t>
+        <w:t>It should say: all jobs of slot N completed. The results are copied to your OneDrive, in BruSafe-MD/&lt;name-of-the-PC&gt;. Wait for the green mark before signing out, and sign out of OneDrive and GitHub (the computers are shared).</w:t>
       </w:r>
     </w:p>
     <w:tbl>
@@ -2044,7 +2044,7 @@
                 <w:sz w:val="20"/>
                 <w:szCs w:val="20"/>
               </w:rPr>
-              <w:t xml:space="preserve">Ver lo que hay en OneDrive para esta PC</w:t>
+              <w:t>List what is in OneDrive for this PC</w:t>
             </w:r>
           </w:p>
           <w:p>
@@ -2074,7 +2074,7 @@
           <w:sz w:val="30"/>
           <w:szCs w:val="30"/>
         </w:rPr>
-        <w:t xml:space="preserve">7. Nota sobre S3</w:t>
+        <w:t>7. Note on S3</w:t>
       </w:r>
     </w:p>
     <w:p>
@@ -2087,7 +2087,7 @@
           <w:sz w:val="22"/>
           <w:szCs w:val="22"/>
         </w:rPr>
-        <w:t xml:space="preserve">S3 es S4 con un solo nucleótido distinto (U en lugar de C en la posición −5). El Mg2+ se coloca al azar en cada réplica, igual que en S4. Al terminar, el análisis es el mismo que ya hiciste con S4: Rg, RMSD, RMSF entre réplicas y la tabla de Mg (mg_interface.txt).</w:t>
+        <w:t>S3 is S4 with a single different nucleotide (U instead of C at position −5). Mg2+ is placed independently in each replica, as in S4. When the runs finish, the analysis is the same as for S4: Rg, RMSD, RMSF between replicas and the Mg table (mg_interface.txt).</w:t>
       </w:r>
     </w:p>
     <w:sectPr>
